--- a/Data Analysis Portfolio Project Report.docx
+++ b/Data Analysis Portfolio Project Report.docx
@@ -1,6 +1,6 @@
 
 <file path=word/document.xml><?xml version="1.0" encoding="utf-8"?>
-<w:document xmlns:wpc="http://schemas.microsoft.com/office/word/2010/wordprocessingCanvas" xmlns:cx="http://schemas.microsoft.com/office/drawing/2014/chartex" xmlns:cx1="http://schemas.microsoft.com/office/drawing/2015/9/8/chartex" xmlns:cx2="http://schemas.microsoft.com/office/drawing/2015/10/21/chartex" xmlns:cx3="http://schemas.microsoft.com/office/drawing/2016/5/9/chartex" xmlns:cx4="http://schemas.microsoft.com/office/drawing/2016/5/10/chartex" xmlns:cx5="http://schemas.microsoft.com/office/drawing/2016/5/11/chartex" xmlns:cx6="http://schemas.microsoft.com/office/drawing/2016/5/12/chartex" xmlns:cx7="http://schemas.microsoft.com/office/drawing/2016/5/13/chartex" xmlns:cx8="http://schemas.microsoft.com/office/drawing/2016/5/14/chartex" xmlns:mc="http://schemas.openxmlformats.org/markup-compatibility/2006" xmlns:aink="http://schemas.microsoft.com/office/drawing/2016/ink" xmlns:am3d="http://schemas.microsoft.com/office/drawing/2017/model3d" xmlns:o="urn:schemas-microsoft-com:office:office" xmlns:oel="http://schemas.microsoft.com/office/2019/extlst" xmlns:r="http://schemas.openxmlformats.org/officeDocument/2006/relationships" xmlns:m="http://schemas.openxmlformats.org/officeDocument/2006/math" xmlns:v="urn:schemas-microsoft-com:vml" xmlns:wp14="http://schemas.microsoft.com/office/word/2010/wordprocessingDrawing" xmlns:wp="http://schemas.openxmlformats.org/drawingml/2006/wordprocessingDrawing" xmlns:w10="urn:schemas-microsoft-com:office:word" xmlns:w="http://schemas.openxmlformats.org/wordprocessingml/2006/main" xmlns:w14="http://schemas.microsoft.com/office/word/2010/wordml" xmlns:w15="http://schemas.microsoft.com/office/word/2012/wordml" xmlns:w16cex="http://schemas.microsoft.com/office/word/2018/wordml/cex" xmlns:w16cid="http://schemas.microsoft.com/office/word/2016/wordml/cid" xmlns:w16="http://schemas.microsoft.com/office/word/2018/wordml" xmlns:w16du="http://schemas.microsoft.com/office/word/2023/wordml/word16du" xmlns:w16sdtdh="http://schemas.microsoft.com/office/word/2020/wordml/sdtdatahash" xmlns:w16sdtfl="http://schemas.microsoft.com/office/word/2024/wordml/sdtformatlock" xmlns:w16se="http://schemas.microsoft.com/office/word/2015/wordml/symex" xmlns:wpg="http://schemas.microsoft.com/office/word/2010/wordprocessingGroup" xmlns:wpi="http://schemas.microsoft.com/office/word/2010/wordprocessingInk" xmlns:wne="http://schemas.microsoft.com/office/word/2006/wordml" xmlns:wps="http://schemas.microsoft.com/office/word/2010/wordprocessingShape" mc:Ignorable="w14 w15 w16se w16cid w16 w16cex w16sdtdh w16sdtfl w16du wp14">
+<w:document xmlns:wpc="http://schemas.microsoft.com/office/word/2010/wordprocessingCanvas" xmlns:cx="http://schemas.microsoft.com/office/drawing/2014/chartex" xmlns:cx1="http://schemas.microsoft.com/office/drawing/2015/9/8/chartex" xmlns:cx2="http://schemas.microsoft.com/office/drawing/2015/10/21/chartex" xmlns:cx3="http://schemas.microsoft.com/office/drawing/2016/5/9/chartex" xmlns:cx4="http://schemas.microsoft.com/office/drawing/2016/5/10/chartex" xmlns:cx5="http://schemas.microsoft.com/office/drawing/2016/5/11/chartex" xmlns:cx6="http://schemas.microsoft.com/office/drawing/2016/5/12/chartex" xmlns:cx7="http://schemas.microsoft.com/office/drawing/2016/5/13/chartex" xmlns:cx8="http://schemas.microsoft.com/office/drawing/2016/5/14/chartex" xmlns:mc="http://schemas.openxmlformats.org/markup-compatibility/2006" xmlns:aink="http://schemas.microsoft.com/office/drawing/2016/ink" xmlns:am3d="http://schemas.microsoft.com/office/drawing/2017/model3d" xmlns:o="urn:schemas-microsoft-com:office:office" xmlns:oel="http://schemas.microsoft.com/office/2019/extlst" xmlns:r="http://schemas.openxmlformats.org/officeDocument/2006/relationships" xmlns:m="http://schemas.openxmlformats.org/officeDocument/2006/math" xmlns:v="urn:schemas-microsoft-com:vml" xmlns:wp14="http://schemas.microsoft.com/office/word/2010/wordprocessingDrawing" xmlns:wp="http://schemas.openxmlformats.org/drawingml/2006/wordprocessingDrawing" xmlns:w10="urn:schemas-microsoft-com:office:word" xmlns:w="http://schemas.openxmlformats.org/wordprocessingml/2006/main" xmlns:w14="http://schemas.microsoft.com/office/word/2010/wordml" xmlns:w15="http://schemas.microsoft.com/office/word/2012/wordml" xmlns:w16cex="http://schemas.microsoft.com/office/word/2018/wordml/cex" xmlns:w16cid="http://schemas.microsoft.com/office/word/2016/wordml/cid" xmlns:w16="http://schemas.microsoft.com/office/word/2018/wordml" xmlns:w16du="http://schemas.microsoft.com/office/word/2023/wordml/word16du" xmlns:w16sdtdh="http://schemas.microsoft.com/office/word/2020/wordml/sdtdatahash" xmlns:w16se="http://schemas.microsoft.com/office/word/2015/wordml/symex" xmlns:wpg="http://schemas.microsoft.com/office/word/2010/wordprocessingGroup" xmlns:wpi="http://schemas.microsoft.com/office/word/2010/wordprocessingInk" xmlns:wne="http://schemas.microsoft.com/office/word/2006/wordml" xmlns:wps="http://schemas.microsoft.com/office/word/2010/wordprocessingShape" mc:Ignorable="w14 w15 w16se w16cid w16 w16cex w16sdtdh w16du wp14">
   <w:body>
     <w:p>
       <w:pPr>
@@ -1496,15 +1496,7 @@
           <w:szCs w:val="22"/>
         </w:rPr>
         <w:br/>
-        <w:t>├──</w:t>
-      </w:r>
-      <w:r>
-        <w:rPr>
-          <w:rFonts w:ascii="Times New Roman" w:hAnsi="Times New Roman" w:cs="Times New Roman"/>
-          <w:sz w:val="22"/>
-          <w:szCs w:val="22"/>
-        </w:rPr>
-        <w:t xml:space="preserve"> </w:t>
+        <w:t xml:space="preserve">├── </w:t>
       </w:r>
       <w:r>
         <w:rPr>
@@ -1968,24 +1960,6 @@
           <w:szCs w:val="22"/>
         </w:rPr>
       </w:pPr>
-      <w:r>
-        <w:rPr>
-          <w:rFonts w:ascii="Times New Roman" w:hAnsi="Times New Roman" w:cs="Times New Roman"/>
-          <w:sz w:val="22"/>
-          <w:szCs w:val="22"/>
-        </w:rPr>
-        <w:t>Screenshots of these charts and dashboards are included in the report to demonstrate the functionality of the analysis.</w:t>
-      </w:r>
-    </w:p>
-    <w:p>
-      <w:pPr>
-        <w:jc w:val="both"/>
-        <w:rPr>
-          <w:rFonts w:ascii="Times New Roman" w:hAnsi="Times New Roman" w:cs="Times New Roman"/>
-          <w:sz w:val="22"/>
-          <w:szCs w:val="22"/>
-        </w:rPr>
-      </w:pPr>
     </w:p>
     <w:p>
       <w:pPr>
@@ -2006,7 +1980,509 @@
           <w:sz w:val="22"/>
           <w:szCs w:val="22"/>
         </w:rPr>
-        <w:t>6. Technical Details</w:t>
+        <w:t>6. Screenshots of the Projects</w:t>
+      </w:r>
+    </w:p>
+    <w:p>
+      <w:pPr>
+        <w:keepNext/>
+        <w:jc w:val="center"/>
+      </w:pPr>
+      <w:r>
+        <w:rPr>
+          <w:rFonts w:ascii="Times New Roman" w:hAnsi="Times New Roman" w:cs="Times New Roman"/>
+          <w:noProof/>
+          <w:sz w:val="22"/>
+          <w:szCs w:val="22"/>
+        </w:rPr>
+        <w:drawing>
+          <wp:inline distT="0" distB="0" distL="0" distR="0" wp14:anchorId="7D246905" wp14:editId="5BCFA164">
+            <wp:extent cx="6188710" cy="3726180"/>
+            <wp:effectExtent l="0" t="0" r="2540" b="7620"/>
+            <wp:docPr id="1885646634" name="Picture 1"/>
+            <wp:cNvGraphicFramePr>
+              <a:graphicFrameLocks xmlns:a="http://schemas.openxmlformats.org/drawingml/2006/main" noChangeAspect="1"/>
+            </wp:cNvGraphicFramePr>
+            <a:graphic xmlns:a="http://schemas.openxmlformats.org/drawingml/2006/main">
+              <a:graphicData uri="http://schemas.openxmlformats.org/drawingml/2006/picture">
+                <pic:pic xmlns:pic="http://schemas.openxmlformats.org/drawingml/2006/picture">
+                  <pic:nvPicPr>
+                    <pic:cNvPr id="1885646634" name="Picture 1885646634"/>
+                    <pic:cNvPicPr/>
+                  </pic:nvPicPr>
+                  <pic:blipFill rotWithShape="1">
+                    <a:blip r:embed="rId6" cstate="print">
+                      <a:extLst>
+                        <a:ext uri="{28A0092B-C50C-407E-A947-70E740481C1C}">
+                          <a14:useLocalDpi xmlns:a14="http://schemas.microsoft.com/office/drawing/2010/main" val="0"/>
+                        </a:ext>
+                      </a:extLst>
+                    </a:blip>
+                    <a:srcRect t="5416"/>
+                    <a:stretch/>
+                  </pic:blipFill>
+                  <pic:spPr bwMode="auto">
+                    <a:xfrm>
+                      <a:off x="0" y="0"/>
+                      <a:ext cx="6188710" cy="3726180"/>
+                    </a:xfrm>
+                    <a:prstGeom prst="rect">
+                      <a:avLst/>
+                    </a:prstGeom>
+                    <a:ln>
+                      <a:noFill/>
+                    </a:ln>
+                    <a:extLst>
+                      <a:ext uri="{53640926-AAD7-44D8-BBD7-CCE9431645EC}">
+                        <a14:shadowObscured xmlns:a14="http://schemas.microsoft.com/office/drawing/2010/main"/>
+                      </a:ext>
+                    </a:extLst>
+                  </pic:spPr>
+                </pic:pic>
+              </a:graphicData>
+            </a:graphic>
+          </wp:inline>
+        </w:drawing>
+      </w:r>
+    </w:p>
+    <w:p>
+      <w:pPr>
+        <w:pStyle w:val="Caption"/>
+        <w:jc w:val="center"/>
+        <w:rPr>
+          <w:rFonts w:ascii="Times New Roman" w:hAnsi="Times New Roman" w:cs="Times New Roman"/>
+          <w:sz w:val="22"/>
+          <w:szCs w:val="22"/>
+        </w:rPr>
+      </w:pPr>
+      <w:r>
+        <w:t xml:space="preserve">Figure </w:t>
+      </w:r>
+      <w:fldSimple w:instr=" SEQ Figure \* ARABIC ">
+        <w:r>
+          <w:rPr>
+            <w:noProof/>
+          </w:rPr>
+          <w:t>1</w:t>
+        </w:r>
+      </w:fldSimple>
+      <w:r>
+        <w:t xml:space="preserve">. </w:t>
+      </w:r>
+      <w:proofErr w:type="spellStart"/>
+      <w:r>
+        <w:t>Supemarket</w:t>
+      </w:r>
+      <w:proofErr w:type="spellEnd"/>
+      <w:r>
+        <w:t xml:space="preserve"> Sales Analysis</w:t>
+      </w:r>
+    </w:p>
+    <w:p>
+      <w:pPr>
+        <w:keepNext/>
+        <w:jc w:val="both"/>
+      </w:pPr>
+      <w:r>
+        <w:rPr>
+          <w:rFonts w:ascii="Times New Roman" w:hAnsi="Times New Roman" w:cs="Times New Roman"/>
+          <w:noProof/>
+          <w:sz w:val="22"/>
+          <w:szCs w:val="22"/>
+        </w:rPr>
+        <w:lastRenderedPageBreak/>
+        <w:drawing>
+          <wp:inline distT="0" distB="0" distL="0" distR="0" wp14:anchorId="2520F432" wp14:editId="7DE96DE0">
+            <wp:extent cx="6188710" cy="3063240"/>
+            <wp:effectExtent l="0" t="0" r="2540" b="3810"/>
+            <wp:docPr id="185238641" name="Picture 3"/>
+            <wp:cNvGraphicFramePr>
+              <a:graphicFrameLocks xmlns:a="http://schemas.openxmlformats.org/drawingml/2006/main" noChangeAspect="1"/>
+            </wp:cNvGraphicFramePr>
+            <a:graphic xmlns:a="http://schemas.openxmlformats.org/drawingml/2006/main">
+              <a:graphicData uri="http://schemas.openxmlformats.org/drawingml/2006/picture">
+                <pic:pic xmlns:pic="http://schemas.openxmlformats.org/drawingml/2006/picture">
+                  <pic:nvPicPr>
+                    <pic:cNvPr id="185238641" name="Picture 185238641"/>
+                    <pic:cNvPicPr/>
+                  </pic:nvPicPr>
+                  <pic:blipFill rotWithShape="1">
+                    <a:blip r:embed="rId7" cstate="print">
+                      <a:extLst>
+                        <a:ext uri="{28A0092B-C50C-407E-A947-70E740481C1C}">
+                          <a14:useLocalDpi xmlns:a14="http://schemas.microsoft.com/office/drawing/2010/main" val="0"/>
+                        </a:ext>
+                      </a:extLst>
+                    </a:blip>
+                    <a:srcRect t="6944"/>
+                    <a:stretch/>
+                  </pic:blipFill>
+                  <pic:spPr bwMode="auto">
+                    <a:xfrm>
+                      <a:off x="0" y="0"/>
+                      <a:ext cx="6188710" cy="3063240"/>
+                    </a:xfrm>
+                    <a:prstGeom prst="rect">
+                      <a:avLst/>
+                    </a:prstGeom>
+                    <a:ln>
+                      <a:noFill/>
+                    </a:ln>
+                    <a:extLst>
+                      <a:ext uri="{53640926-AAD7-44D8-BBD7-CCE9431645EC}">
+                        <a14:shadowObscured xmlns:a14="http://schemas.microsoft.com/office/drawing/2010/main"/>
+                      </a:ext>
+                    </a:extLst>
+                  </pic:spPr>
+                </pic:pic>
+              </a:graphicData>
+            </a:graphic>
+          </wp:inline>
+        </w:drawing>
+      </w:r>
+    </w:p>
+    <w:p>
+      <w:pPr>
+        <w:pStyle w:val="Caption"/>
+        <w:jc w:val="center"/>
+        <w:rPr>
+          <w:rFonts w:ascii="Times New Roman" w:hAnsi="Times New Roman" w:cs="Times New Roman"/>
+          <w:sz w:val="22"/>
+          <w:szCs w:val="22"/>
+        </w:rPr>
+      </w:pPr>
+      <w:r>
+        <w:t xml:space="preserve">Figure </w:t>
+      </w:r>
+      <w:fldSimple w:instr=" SEQ Figure \* ARABIC ">
+        <w:r>
+          <w:rPr>
+            <w:noProof/>
+          </w:rPr>
+          <w:t>2</w:t>
+        </w:r>
+      </w:fldSimple>
+      <w:r>
+        <w:t>.  Student Performance</w:t>
+      </w:r>
+    </w:p>
+    <w:p>
+      <w:pPr>
+        <w:jc w:val="both"/>
+        <w:rPr>
+          <w:rFonts w:ascii="Times New Roman" w:hAnsi="Times New Roman" w:cs="Times New Roman"/>
+          <w:sz w:val="22"/>
+          <w:szCs w:val="22"/>
+        </w:rPr>
+      </w:pPr>
+    </w:p>
+    <w:p>
+      <w:pPr>
+        <w:keepNext/>
+        <w:jc w:val="both"/>
+      </w:pPr>
+      <w:r>
+        <w:rPr>
+          <w:rFonts w:ascii="Times New Roman" w:hAnsi="Times New Roman" w:cs="Times New Roman"/>
+          <w:noProof/>
+          <w:sz w:val="22"/>
+          <w:szCs w:val="22"/>
+        </w:rPr>
+        <w:drawing>
+          <wp:inline distT="0" distB="0" distL="0" distR="0" wp14:anchorId="580172A4" wp14:editId="15571678">
+            <wp:extent cx="6188710" cy="4217670"/>
+            <wp:effectExtent l="0" t="0" r="2540" b="0"/>
+            <wp:docPr id="1322580021" name="Picture 4"/>
+            <wp:cNvGraphicFramePr>
+              <a:graphicFrameLocks xmlns:a="http://schemas.openxmlformats.org/drawingml/2006/main" noChangeAspect="1"/>
+            </wp:cNvGraphicFramePr>
+            <a:graphic xmlns:a="http://schemas.openxmlformats.org/drawingml/2006/main">
+              <a:graphicData uri="http://schemas.openxmlformats.org/drawingml/2006/picture">
+                <pic:pic xmlns:pic="http://schemas.openxmlformats.org/drawingml/2006/picture">
+                  <pic:nvPicPr>
+                    <pic:cNvPr id="1322580021" name="Picture 1322580021"/>
+                    <pic:cNvPicPr/>
+                  </pic:nvPicPr>
+                  <pic:blipFill rotWithShape="1">
+                    <a:blip r:embed="rId8" cstate="print">
+                      <a:extLst>
+                        <a:ext uri="{28A0092B-C50C-407E-A947-70E740481C1C}">
+                          <a14:useLocalDpi xmlns:a14="http://schemas.microsoft.com/office/drawing/2010/main" val="0"/>
+                        </a:ext>
+                      </a:extLst>
+                    </a:blip>
+                    <a:srcRect t="7364"/>
+                    <a:stretch/>
+                  </pic:blipFill>
+                  <pic:spPr bwMode="auto">
+                    <a:xfrm>
+                      <a:off x="0" y="0"/>
+                      <a:ext cx="6188710" cy="4217670"/>
+                    </a:xfrm>
+                    <a:prstGeom prst="rect">
+                      <a:avLst/>
+                    </a:prstGeom>
+                    <a:ln>
+                      <a:noFill/>
+                    </a:ln>
+                    <a:extLst>
+                      <a:ext uri="{53640926-AAD7-44D8-BBD7-CCE9431645EC}">
+                        <a14:shadowObscured xmlns:a14="http://schemas.microsoft.com/office/drawing/2010/main"/>
+                      </a:ext>
+                    </a:extLst>
+                  </pic:spPr>
+                </pic:pic>
+              </a:graphicData>
+            </a:graphic>
+          </wp:inline>
+        </w:drawing>
+      </w:r>
+    </w:p>
+    <w:p>
+      <w:pPr>
+        <w:pStyle w:val="Caption"/>
+        <w:jc w:val="center"/>
+        <w:rPr>
+          <w:rFonts w:ascii="Times New Roman" w:hAnsi="Times New Roman" w:cs="Times New Roman"/>
+          <w:sz w:val="22"/>
+          <w:szCs w:val="22"/>
+        </w:rPr>
+      </w:pPr>
+      <w:r>
+        <w:t xml:space="preserve">Figure </w:t>
+      </w:r>
+      <w:fldSimple w:instr=" SEQ Figure \* ARABIC ">
+        <w:r>
+          <w:rPr>
+            <w:noProof/>
+          </w:rPr>
+          <w:t>3</w:t>
+        </w:r>
+      </w:fldSimple>
+      <w:r>
+        <w:t>. Weather Data</w:t>
+      </w:r>
+    </w:p>
+    <w:p>
+      <w:pPr>
+        <w:keepNext/>
+        <w:jc w:val="both"/>
+      </w:pPr>
+      <w:r>
+        <w:rPr>
+          <w:rFonts w:ascii="Times New Roman" w:hAnsi="Times New Roman" w:cs="Times New Roman"/>
+          <w:noProof/>
+          <w:sz w:val="22"/>
+          <w:szCs w:val="22"/>
+        </w:rPr>
+        <w:lastRenderedPageBreak/>
+        <w:drawing>
+          <wp:inline distT="0" distB="0" distL="0" distR="0" wp14:anchorId="0F1ECFC8" wp14:editId="65A226F7">
+            <wp:extent cx="6188710" cy="3589020"/>
+            <wp:effectExtent l="0" t="0" r="2540" b="0"/>
+            <wp:docPr id="627604373" name="Picture 5"/>
+            <wp:cNvGraphicFramePr>
+              <a:graphicFrameLocks xmlns:a="http://schemas.openxmlformats.org/drawingml/2006/main" noChangeAspect="1"/>
+            </wp:cNvGraphicFramePr>
+            <a:graphic xmlns:a="http://schemas.openxmlformats.org/drawingml/2006/main">
+              <a:graphicData uri="http://schemas.openxmlformats.org/drawingml/2006/picture">
+                <pic:pic xmlns:pic="http://schemas.openxmlformats.org/drawingml/2006/picture">
+                  <pic:nvPicPr>
+                    <pic:cNvPr id="627604373" name="Picture 627604373"/>
+                    <pic:cNvPicPr/>
+                  </pic:nvPicPr>
+                  <pic:blipFill rotWithShape="1">
+                    <a:blip r:embed="rId9" cstate="print">
+                      <a:extLst>
+                        <a:ext uri="{28A0092B-C50C-407E-A947-70E740481C1C}">
+                          <a14:useLocalDpi xmlns:a14="http://schemas.microsoft.com/office/drawing/2010/main" val="0"/>
+                        </a:ext>
+                      </a:extLst>
+                    </a:blip>
+                    <a:srcRect t="8721"/>
+                    <a:stretch/>
+                  </pic:blipFill>
+                  <pic:spPr bwMode="auto">
+                    <a:xfrm>
+                      <a:off x="0" y="0"/>
+                      <a:ext cx="6188710" cy="3589020"/>
+                    </a:xfrm>
+                    <a:prstGeom prst="rect">
+                      <a:avLst/>
+                    </a:prstGeom>
+                    <a:ln>
+                      <a:noFill/>
+                    </a:ln>
+                    <a:extLst>
+                      <a:ext uri="{53640926-AAD7-44D8-BBD7-CCE9431645EC}">
+                        <a14:shadowObscured xmlns:a14="http://schemas.microsoft.com/office/drawing/2010/main"/>
+                      </a:ext>
+                    </a:extLst>
+                  </pic:spPr>
+                </pic:pic>
+              </a:graphicData>
+            </a:graphic>
+          </wp:inline>
+        </w:drawing>
+      </w:r>
+    </w:p>
+    <w:p>
+      <w:pPr>
+        <w:pStyle w:val="Caption"/>
+        <w:jc w:val="center"/>
+        <w:rPr>
+          <w:rFonts w:ascii="Times New Roman" w:hAnsi="Times New Roman" w:cs="Times New Roman"/>
+          <w:sz w:val="22"/>
+          <w:szCs w:val="22"/>
+        </w:rPr>
+      </w:pPr>
+      <w:r>
+        <w:t xml:space="preserve">Figure </w:t>
+      </w:r>
+      <w:fldSimple w:instr=" SEQ Figure \* ARABIC ">
+        <w:r>
+          <w:rPr>
+            <w:noProof/>
+          </w:rPr>
+          <w:t>4</w:t>
+        </w:r>
+      </w:fldSimple>
+      <w:r>
+        <w:t xml:space="preserve">.  </w:t>
+      </w:r>
+      <w:proofErr w:type="spellStart"/>
+      <w:r>
+        <w:t>Finance_vix_Analysis</w:t>
+      </w:r>
+      <w:proofErr w:type="spellEnd"/>
+    </w:p>
+    <w:p>
+      <w:pPr>
+        <w:keepNext/>
+        <w:jc w:val="both"/>
+      </w:pPr>
+      <w:r>
+        <w:rPr>
+          <w:rFonts w:ascii="Times New Roman" w:hAnsi="Times New Roman" w:cs="Times New Roman"/>
+          <w:noProof/>
+          <w:sz w:val="22"/>
+          <w:szCs w:val="22"/>
+        </w:rPr>
+        <w:drawing>
+          <wp:inline distT="0" distB="0" distL="0" distR="0" wp14:anchorId="1970E14B" wp14:editId="13F61016">
+            <wp:extent cx="6188710" cy="4393565"/>
+            <wp:effectExtent l="0" t="0" r="2540" b="6985"/>
+            <wp:docPr id="794677090" name="Picture 6"/>
+            <wp:cNvGraphicFramePr>
+              <a:graphicFrameLocks xmlns:a="http://schemas.openxmlformats.org/drawingml/2006/main" noChangeAspect="1"/>
+            </wp:cNvGraphicFramePr>
+            <a:graphic xmlns:a="http://schemas.openxmlformats.org/drawingml/2006/main">
+              <a:graphicData uri="http://schemas.openxmlformats.org/drawingml/2006/picture">
+                <pic:pic xmlns:pic="http://schemas.openxmlformats.org/drawingml/2006/picture">
+                  <pic:nvPicPr>
+                    <pic:cNvPr id="794677090" name="Picture 794677090"/>
+                    <pic:cNvPicPr/>
+                  </pic:nvPicPr>
+                  <pic:blipFill rotWithShape="1">
+                    <a:blip r:embed="rId10" cstate="print">
+                      <a:extLst>
+                        <a:ext uri="{28A0092B-C50C-407E-A947-70E740481C1C}">
+                          <a14:useLocalDpi xmlns:a14="http://schemas.microsoft.com/office/drawing/2010/main" val="0"/>
+                        </a:ext>
+                      </a:extLst>
+                    </a:blip>
+                    <a:srcRect t="8708"/>
+                    <a:stretch/>
+                  </pic:blipFill>
+                  <pic:spPr bwMode="auto">
+                    <a:xfrm>
+                      <a:off x="0" y="0"/>
+                      <a:ext cx="6188710" cy="4393565"/>
+                    </a:xfrm>
+                    <a:prstGeom prst="rect">
+                      <a:avLst/>
+                    </a:prstGeom>
+                    <a:ln>
+                      <a:noFill/>
+                    </a:ln>
+                    <a:extLst>
+                      <a:ext uri="{53640926-AAD7-44D8-BBD7-CCE9431645EC}">
+                        <a14:shadowObscured xmlns:a14="http://schemas.microsoft.com/office/drawing/2010/main"/>
+                      </a:ext>
+                    </a:extLst>
+                  </pic:spPr>
+                </pic:pic>
+              </a:graphicData>
+            </a:graphic>
+          </wp:inline>
+        </w:drawing>
+      </w:r>
+    </w:p>
+    <w:p>
+      <w:pPr>
+        <w:pStyle w:val="Caption"/>
+        <w:jc w:val="center"/>
+        <w:rPr>
+          <w:rFonts w:ascii="Times New Roman" w:hAnsi="Times New Roman" w:cs="Times New Roman"/>
+          <w:sz w:val="22"/>
+          <w:szCs w:val="22"/>
+        </w:rPr>
+      </w:pPr>
+      <w:r>
+        <w:t xml:space="preserve">Figure </w:t>
+      </w:r>
+      <w:fldSimple w:instr=" SEQ Figure \* ARABIC ">
+        <w:r>
+          <w:rPr>
+            <w:noProof/>
+          </w:rPr>
+          <w:t>5</w:t>
+        </w:r>
+      </w:fldSimple>
+      <w:r>
+        <w:t>.  Social Media Analytics</w:t>
+      </w:r>
+    </w:p>
+    <w:p>
+      <w:pPr>
+        <w:jc w:val="both"/>
+        <w:rPr>
+          <w:rFonts w:ascii="Times New Roman" w:hAnsi="Times New Roman" w:cs="Times New Roman"/>
+          <w:sz w:val="22"/>
+          <w:szCs w:val="22"/>
+        </w:rPr>
+      </w:pPr>
+    </w:p>
+    <w:p>
+      <w:pPr>
+        <w:jc w:val="both"/>
+        <w:rPr>
+          <w:rFonts w:ascii="Times New Roman" w:hAnsi="Times New Roman" w:cs="Times New Roman"/>
+          <w:b/>
+          <w:bCs/>
+          <w:sz w:val="22"/>
+          <w:szCs w:val="22"/>
+        </w:rPr>
+      </w:pPr>
+      <w:r>
+        <w:rPr>
+          <w:rFonts w:ascii="Times New Roman" w:hAnsi="Times New Roman" w:cs="Times New Roman"/>
+          <w:b/>
+          <w:bCs/>
+          <w:sz w:val="22"/>
+          <w:szCs w:val="22"/>
+        </w:rPr>
+        <w:t>7</w:t>
+      </w:r>
+      <w:r>
+        <w:rPr>
+          <w:rFonts w:ascii="Times New Roman" w:hAnsi="Times New Roman" w:cs="Times New Roman"/>
+          <w:b/>
+          <w:bCs/>
+          <w:sz w:val="22"/>
+          <w:szCs w:val="22"/>
+        </w:rPr>
+        <w:t>. Technical Details</w:t>
       </w:r>
     </w:p>
     <w:p>
@@ -2234,7 +2710,7 @@
           <w:szCs w:val="22"/>
         </w:rPr>
         <w:pict w14:anchorId="0E6EE048">
-          <v:rect id="_x0000_i1299" style="width:0;height:1.5pt" o:hrstd="t" o:hr="t" fillcolor="#a0a0a0" stroked="f"/>
+          <v:rect id="_x0000_i1025" style="width:0;height:1.5pt" o:hrstd="t" o:hr="t" fillcolor="#a0a0a0" stroked="f"/>
         </w:pict>
       </w:r>
     </w:p>
@@ -2256,7 +2732,17 @@
           <w:sz w:val="22"/>
           <w:szCs w:val="22"/>
         </w:rPr>
-        <w:t>7. Algorithms and Data Structures Used</w:t>
+        <w:t>8</w:t>
+      </w:r>
+      <w:r>
+        <w:rPr>
+          <w:rFonts w:ascii="Times New Roman" w:hAnsi="Times New Roman" w:cs="Times New Roman"/>
+          <w:b/>
+          <w:bCs/>
+          <w:sz w:val="22"/>
+          <w:szCs w:val="22"/>
+        </w:rPr>
+        <w:t>. Algorithms and Data Structures Used</w:t>
       </w:r>
     </w:p>
     <w:p>
@@ -2333,7 +2819,6 @@
           <w:sz w:val="22"/>
           <w:szCs w:val="22"/>
         </w:rPr>
-        <w:lastRenderedPageBreak/>
         <w:t>Grouping</w:t>
       </w:r>
       <w:r>
@@ -2573,7 +3058,18 @@
           <w:sz w:val="22"/>
           <w:szCs w:val="22"/>
         </w:rPr>
-        <w:t>8. Testing Evidence</w:t>
+        <w:lastRenderedPageBreak/>
+        <w:t>9</w:t>
+      </w:r>
+      <w:r>
+        <w:rPr>
+          <w:rFonts w:ascii="Times New Roman" w:hAnsi="Times New Roman" w:cs="Times New Roman"/>
+          <w:b/>
+          <w:bCs/>
+          <w:sz w:val="22"/>
+          <w:szCs w:val="22"/>
+        </w:rPr>
+        <w:t>. Testing Evidence</w:t>
       </w:r>
     </w:p>
     <w:p>
@@ -2760,7 +3256,17 @@
           <w:sz w:val="22"/>
           <w:szCs w:val="22"/>
         </w:rPr>
-        <w:t>9. Business Insights</w:t>
+        <w:t>10</w:t>
+      </w:r>
+      <w:r>
+        <w:rPr>
+          <w:rFonts w:ascii="Times New Roman" w:hAnsi="Times New Roman" w:cs="Times New Roman"/>
+          <w:b/>
+          <w:bCs/>
+          <w:sz w:val="22"/>
+          <w:szCs w:val="22"/>
+        </w:rPr>
+        <w:t>. Business Insights</w:t>
       </w:r>
     </w:p>
     <w:p>
@@ -2891,7 +3397,6 @@
           <w:sz w:val="22"/>
           <w:szCs w:val="22"/>
         </w:rPr>
-        <w:lastRenderedPageBreak/>
         <w:t>Financial Market Insights</w:t>
       </w:r>
       <w:r>
@@ -2977,7 +3482,27 @@
           <w:sz w:val="22"/>
           <w:szCs w:val="22"/>
         </w:rPr>
-        <w:t>10. Conclusion</w:t>
+        <w:t>1</w:t>
+      </w:r>
+      <w:r>
+        <w:rPr>
+          <w:rFonts w:ascii="Times New Roman" w:hAnsi="Times New Roman" w:cs="Times New Roman"/>
+          <w:b/>
+          <w:bCs/>
+          <w:sz w:val="22"/>
+          <w:szCs w:val="22"/>
+        </w:rPr>
+        <w:t>1</w:t>
+      </w:r>
+      <w:r>
+        <w:rPr>
+          <w:rFonts w:ascii="Times New Roman" w:hAnsi="Times New Roman" w:cs="Times New Roman"/>
+          <w:b/>
+          <w:bCs/>
+          <w:sz w:val="22"/>
+          <w:szCs w:val="22"/>
+        </w:rPr>
+        <w:t>. Conclusion</w:t>
       </w:r>
     </w:p>
     <w:p>
@@ -3079,6 +3604,7 @@
           <w:sz w:val="22"/>
           <w:szCs w:val="22"/>
         </w:rPr>
+        <w:lastRenderedPageBreak/>
         <w:t>Data visualization</w:t>
       </w:r>
     </w:p>
@@ -3201,7 +3727,7 @@
 </file>
 
 <file path=word/numbering.xml><?xml version="1.0" encoding="utf-8"?>
-<w:numbering xmlns:wpc="http://schemas.microsoft.com/office/word/2010/wordprocessingCanvas" xmlns:cx="http://schemas.microsoft.com/office/drawing/2014/chartex" xmlns:cx1="http://schemas.microsoft.com/office/drawing/2015/9/8/chartex" xmlns:cx2="http://schemas.microsoft.com/office/drawing/2015/10/21/chartex" xmlns:cx3="http://schemas.microsoft.com/office/drawing/2016/5/9/chartex" xmlns:cx4="http://schemas.microsoft.com/office/drawing/2016/5/10/chartex" xmlns:cx5="http://schemas.microsoft.com/office/drawing/2016/5/11/chartex" xmlns:cx6="http://schemas.microsoft.com/office/drawing/2016/5/12/chartex" xmlns:cx7="http://schemas.microsoft.com/office/drawing/2016/5/13/chartex" xmlns:cx8="http://schemas.microsoft.com/office/drawing/2016/5/14/chartex" xmlns:mc="http://schemas.openxmlformats.org/markup-compatibility/2006" xmlns:aink="http://schemas.microsoft.com/office/drawing/2016/ink" xmlns:am3d="http://schemas.microsoft.com/office/drawing/2017/model3d" xmlns:o="urn:schemas-microsoft-com:office:office" xmlns:oel="http://schemas.microsoft.com/office/2019/extlst" xmlns:r="http://schemas.openxmlformats.org/officeDocument/2006/relationships" xmlns:m="http://schemas.openxmlformats.org/officeDocument/2006/math" xmlns:v="urn:schemas-microsoft-com:vml" xmlns:wp14="http://schemas.microsoft.com/office/word/2010/wordprocessingDrawing" xmlns:wp="http://schemas.openxmlformats.org/drawingml/2006/wordprocessingDrawing" xmlns:w10="urn:schemas-microsoft-com:office:word" xmlns:w="http://schemas.openxmlformats.org/wordprocessingml/2006/main" xmlns:w14="http://schemas.microsoft.com/office/word/2010/wordml" xmlns:w15="http://schemas.microsoft.com/office/word/2012/wordml" xmlns:w16cex="http://schemas.microsoft.com/office/word/2018/wordml/cex" xmlns:w16cid="http://schemas.microsoft.com/office/word/2016/wordml/cid" xmlns:w16="http://schemas.microsoft.com/office/word/2018/wordml" xmlns:w16du="http://schemas.microsoft.com/office/word/2023/wordml/word16du" xmlns:w16sdtdh="http://schemas.microsoft.com/office/word/2020/wordml/sdtdatahash" xmlns:w16sdtfl="http://schemas.microsoft.com/office/word/2024/wordml/sdtformatlock" xmlns:w16se="http://schemas.microsoft.com/office/word/2015/wordml/symex" xmlns:wpg="http://schemas.microsoft.com/office/word/2010/wordprocessingGroup" xmlns:wpi="http://schemas.microsoft.com/office/word/2010/wordprocessingInk" xmlns:wne="http://schemas.microsoft.com/office/word/2006/wordml" xmlns:wps="http://schemas.microsoft.com/office/word/2010/wordprocessingShape" mc:Ignorable="w14 w15 w16se w16cid w16 w16cex w16sdtdh w16sdtfl w16du wp14">
+<w:numbering xmlns:wpc="http://schemas.microsoft.com/office/word/2010/wordprocessingCanvas" xmlns:cx="http://schemas.microsoft.com/office/drawing/2014/chartex" xmlns:cx1="http://schemas.microsoft.com/office/drawing/2015/9/8/chartex" xmlns:cx2="http://schemas.microsoft.com/office/drawing/2015/10/21/chartex" xmlns:cx3="http://schemas.microsoft.com/office/drawing/2016/5/9/chartex" xmlns:cx4="http://schemas.microsoft.com/office/drawing/2016/5/10/chartex" xmlns:cx5="http://schemas.microsoft.com/office/drawing/2016/5/11/chartex" xmlns:cx6="http://schemas.microsoft.com/office/drawing/2016/5/12/chartex" xmlns:cx7="http://schemas.microsoft.com/office/drawing/2016/5/13/chartex" xmlns:cx8="http://schemas.microsoft.com/office/drawing/2016/5/14/chartex" xmlns:mc="http://schemas.openxmlformats.org/markup-compatibility/2006" xmlns:aink="http://schemas.microsoft.com/office/drawing/2016/ink" xmlns:am3d="http://schemas.microsoft.com/office/drawing/2017/model3d" xmlns:o="urn:schemas-microsoft-com:office:office" xmlns:oel="http://schemas.microsoft.com/office/2019/extlst" xmlns:r="http://schemas.openxmlformats.org/officeDocument/2006/relationships" xmlns:m="http://schemas.openxmlformats.org/officeDocument/2006/math" xmlns:v="urn:schemas-microsoft-com:vml" xmlns:wp14="http://schemas.microsoft.com/office/word/2010/wordprocessingDrawing" xmlns:wp="http://schemas.openxmlformats.org/drawingml/2006/wordprocessingDrawing" xmlns:w10="urn:schemas-microsoft-com:office:word" xmlns:w="http://schemas.openxmlformats.org/wordprocessingml/2006/main" xmlns:w14="http://schemas.microsoft.com/office/word/2010/wordml" xmlns:w15="http://schemas.microsoft.com/office/word/2012/wordml" xmlns:w16cex="http://schemas.microsoft.com/office/word/2018/wordml/cex" xmlns:w16cid="http://schemas.microsoft.com/office/word/2016/wordml/cid" xmlns:w16="http://schemas.microsoft.com/office/word/2018/wordml" xmlns:w16du="http://schemas.microsoft.com/office/word/2023/wordml/word16du" xmlns:w16sdtdh="http://schemas.microsoft.com/office/word/2020/wordml/sdtdatahash" xmlns:w16se="http://schemas.microsoft.com/office/word/2015/wordml/symex" xmlns:wpg="http://schemas.microsoft.com/office/word/2010/wordprocessingGroup" xmlns:wpi="http://schemas.microsoft.com/office/word/2010/wordprocessingInk" xmlns:wne="http://schemas.microsoft.com/office/word/2006/wordml" xmlns:wps="http://schemas.microsoft.com/office/word/2010/wordprocessingShape" mc:Ignorable="w14 w15 w16se w16cid w16 w16cex w16sdtdh w16du wp14">
   <w:abstractNum w:abstractNumId="0" w15:restartNumberingAfterBreak="0">
     <w:nsid w:val="0AAD4753"/>
     <w:multiLevelType w:val="multilevel"/>
@@ -5262,7 +5788,7 @@
 </file>
 
 <file path=word/styles.xml><?xml version="1.0" encoding="utf-8"?>
-<w:styles xmlns:mc="http://schemas.openxmlformats.org/markup-compatibility/2006" xmlns:r="http://schemas.openxmlformats.org/officeDocument/2006/relationships" xmlns:w="http://schemas.openxmlformats.org/wordprocessingml/2006/main" xmlns:w14="http://schemas.microsoft.com/office/word/2010/wordml" xmlns:w15="http://schemas.microsoft.com/office/word/2012/wordml" xmlns:w16cex="http://schemas.microsoft.com/office/word/2018/wordml/cex" xmlns:w16cid="http://schemas.microsoft.com/office/word/2016/wordml/cid" xmlns:w16="http://schemas.microsoft.com/office/word/2018/wordml" xmlns:w16du="http://schemas.microsoft.com/office/word/2023/wordml/word16du" xmlns:w16sdtdh="http://schemas.microsoft.com/office/word/2020/wordml/sdtdatahash" xmlns:w16sdtfl="http://schemas.microsoft.com/office/word/2024/wordml/sdtformatlock" xmlns:w16se="http://schemas.microsoft.com/office/word/2015/wordml/symex" mc:Ignorable="w14 w15 w16se w16cid w16 w16cex w16sdtdh w16sdtfl w16du">
+<w:styles xmlns:mc="http://schemas.openxmlformats.org/markup-compatibility/2006" xmlns:r="http://schemas.openxmlformats.org/officeDocument/2006/relationships" xmlns:w="http://schemas.openxmlformats.org/wordprocessingml/2006/main" xmlns:w14="http://schemas.microsoft.com/office/word/2010/wordml" xmlns:w15="http://schemas.microsoft.com/office/word/2012/wordml" xmlns:w16cex="http://schemas.microsoft.com/office/word/2018/wordml/cex" xmlns:w16cid="http://schemas.microsoft.com/office/word/2016/wordml/cid" xmlns:w16="http://schemas.microsoft.com/office/word/2018/wordml" xmlns:w16du="http://schemas.microsoft.com/office/word/2023/wordml/word16du" xmlns:w16sdtdh="http://schemas.microsoft.com/office/word/2020/wordml/sdtdatahash" xmlns:w16se="http://schemas.microsoft.com/office/word/2015/wordml/symex" mc:Ignorable="w14 w15 w16se w16cid w16 w16cex w16sdtdh w16du">
   <w:docDefaults>
     <w:rPrDefault>
       <w:rPr>
@@ -5661,6 +6187,7 @@
   <w:style w:type="paragraph" w:default="1" w:styleId="Normal">
     <w:name w:val="Normal"/>
     <w:qFormat/>
+    <w:rsid w:val="001D089A"/>
   </w:style>
   <w:style w:type="paragraph" w:styleId="Heading1">
     <w:name w:val="heading 1"/>
@@ -5864,6 +6391,7 @@
   <w:style w:type="character" w:default="1" w:styleId="DefaultParagraphFont">
     <w:name w:val="Default Paragraph Font"/>
     <w:uiPriority w:val="1"/>
+    <w:semiHidden/>
     <w:unhideWhenUsed/>
   </w:style>
   <w:style w:type="table" w:default="1" w:styleId="TableNormal">
@@ -6200,6 +6728,25 @@
       <w:shd w:val="clear" w:color="auto" w:fill="E1DFDD"/>
     </w:rPr>
   </w:style>
+  <w:style w:type="paragraph" w:styleId="Caption">
+    <w:name w:val="caption"/>
+    <w:basedOn w:val="Normal"/>
+    <w:next w:val="Normal"/>
+    <w:uiPriority w:val="35"/>
+    <w:unhideWhenUsed/>
+    <w:qFormat/>
+    <w:rsid w:val="001D089A"/>
+    <w:pPr>
+      <w:spacing w:after="200" w:line="240" w:lineRule="auto"/>
+    </w:pPr>
+    <w:rPr>
+      <w:i/>
+      <w:iCs/>
+      <w:color w:val="0E2841" w:themeColor="text2"/>
+      <w:sz w:val="18"/>
+      <w:szCs w:val="18"/>
+    </w:rPr>
+  </w:style>
 </w:styles>
 </file>
 
